--- a/templates/shipping_instruction_template.docx
+++ b/templates/shipping_instruction_template.docx
@@ -98,33 +98,7 @@
               <w:end w:w="60" w:type="dxa"/>
             </w:tcMar>
           </w:tcPr>
-          <w:p>
-            <w:pPr>
-              <w:jc w:val="right"/>
-            </w:pPr>
-            <w:r/>
-            <w:r>
-              <w:rPr>
-                <w:rFonts w:ascii="Arial" w:hAnsi="Arial"/>
-                <w:b w:val="0"/>
-                <w:sz w:val="15"/>
-              </w:rPr>
-              <w:t>Pages</w:t>
-            </w:r>
-          </w:p>
-          <w:p>
-            <w:pPr>
-              <w:spacing w:before="20"/>
-              <w:jc w:val="right"/>
-            </w:pPr>
-            <w:r>
-              <w:rPr>
-                <w:rFonts w:ascii="Arial" w:hAnsi="Arial"/>
-                <w:sz w:val="18"/>
-              </w:rPr>
-              <w:t>1 of 1</w:t>
-            </w:r>
-          </w:p>
+          <w:p/>
         </w:tc>
       </w:tr>
       <w:tr>

--- a/templates/shipping_instruction_template.docx
+++ b/templates/shipping_instruction_template.docx
@@ -9,9 +9,11 @@
       </w:pPr>
       <w:r>
         <w:rPr>
-          <w:rFonts w:ascii="Arial" w:hAnsi="Arial"/>
-          <w:b/>
-          <w:sz w:val="32"/>
+          <w:rFonts w:ascii="Times New Roman" w:eastAsia="바탕" w:hAnsi="Times New Roman" w:cs="Times New Roman"/>
+          <w:color w:val="000000"/>
+          <w:kern w:val="0"/>
+          <w:sz w:val="30"/>
+          <w:szCs w:val="30"/>
         </w:rPr>
         <w:t>SHIPPING INSTRUCTION</w:t>
       </w:r>

--- a/templates/shipping_instruction_template.docx
+++ b/templates/shipping_instruction_template.docx
@@ -20,6 +20,12 @@
     </w:p>
     <w:tbl>
       <w:tblPr>
+        <w:tblCellMar>
+          <w:top w:w="40" w:type="dxa"/>
+          <w:left w:w="110" w:type="dxa"/>
+          <w:bottom w:w="40" w:type="dxa"/>
+          <w:right w:w="110" w:type="dxa"/>
+        </w:tblCellMar>
         <w:tblW w:type="auto" w:w="0"/>
         <w:tblLayout w:type="fixed"/>
         <w:tblLook w:firstColumn="1" w:firstRow="1" w:lastColumn="0" w:lastRow="0" w:noHBand="0" w:noVBand="1" w:val="04A0"/>
@@ -58,10 +64,10 @@
             <w:gridSpan w:val="5"/>
             <w:vMerge w:val="restart"/>
             <w:tcMar>
-              <w:top w:w="20" w:type="dxa"/>
-              <w:start w:w="60" w:type="dxa"/>
-              <w:bottom w:w="20" w:type="dxa"/>
-              <w:end w:w="60" w:type="dxa"/>
+              <w:top w:w="40" w:type="dxa"/>
+              <w:left w:w="110" w:type="dxa"/>
+              <w:bottom w:w="40" w:type="dxa"/>
+              <w:right w:w="110" w:type="dxa"/>
             </w:tcMar>
           </w:tcPr>
           <w:p>
@@ -94,10 +100,10 @@
             <w:vAlign w:val="top"/>
             <w:gridSpan w:val="7"/>
             <w:tcMar>
-              <w:top w:w="20" w:type="dxa"/>
-              <w:start w:w="60" w:type="dxa"/>
-              <w:bottom w:w="20" w:type="dxa"/>
-              <w:end w:w="60" w:type="dxa"/>
+              <w:top w:w="40" w:type="dxa"/>
+              <w:left w:w="110" w:type="dxa"/>
+              <w:bottom w:w="40" w:type="dxa"/>
+              <w:right w:w="110" w:type="dxa"/>
             </w:tcMar>
           </w:tcPr>
           <w:p/>
@@ -114,10 +120,10 @@
             <w:gridSpan w:val="5"/>
             <w:vMerge/>
             <w:tcMar>
-              <w:top w:w="20" w:type="dxa"/>
-              <w:start w:w="60" w:type="dxa"/>
-              <w:bottom w:w="20" w:type="dxa"/>
-              <w:end w:w="60" w:type="dxa"/>
+              <w:top w:w="40" w:type="dxa"/>
+              <w:left w:w="110" w:type="dxa"/>
+              <w:bottom w:w="40" w:type="dxa"/>
+              <w:right w:w="110" w:type="dxa"/>
             </w:tcMar>
           </w:tcPr>
           <w:p/>
@@ -127,10 +133,10 @@
             <w:tcW w:type="dxa" w:w="1700"/>
             <w:vAlign w:val="top"/>
             <w:tcMar>
-              <w:top w:w="20" w:type="dxa"/>
-              <w:start w:w="60" w:type="dxa"/>
-              <w:bottom w:w="20" w:type="dxa"/>
-              <w:end w:w="60" w:type="dxa"/>
+              <w:top w:w="40" w:type="dxa"/>
+              <w:left w:w="110" w:type="dxa"/>
+              <w:bottom w:w="40" w:type="dxa"/>
+              <w:right w:w="110" w:type="dxa"/>
             </w:tcMar>
           </w:tcPr>
           <w:p>
@@ -163,10 +169,10 @@
             <w:vAlign w:val="top"/>
             <w:gridSpan w:val="3"/>
             <w:tcMar>
-              <w:top w:w="20" w:type="dxa"/>
-              <w:start w:w="60" w:type="dxa"/>
-              <w:bottom w:w="20" w:type="dxa"/>
-              <w:end w:w="60" w:type="dxa"/>
+              <w:top w:w="40" w:type="dxa"/>
+              <w:left w:w="110" w:type="dxa"/>
+              <w:bottom w:w="40" w:type="dxa"/>
+              <w:right w:w="110" w:type="dxa"/>
             </w:tcMar>
           </w:tcPr>
           <w:p>
@@ -199,10 +205,10 @@
             <w:vAlign w:val="top"/>
             <w:gridSpan w:val="3"/>
             <w:tcMar>
-              <w:top w:w="20" w:type="dxa"/>
-              <w:start w:w="60" w:type="dxa"/>
-              <w:bottom w:w="20" w:type="dxa"/>
-              <w:end w:w="60" w:type="dxa"/>
+              <w:top w:w="40" w:type="dxa"/>
+              <w:left w:w="110" w:type="dxa"/>
+              <w:bottom w:w="40" w:type="dxa"/>
+              <w:right w:w="110" w:type="dxa"/>
             </w:tcMar>
           </w:tcPr>
           <w:p>
@@ -240,10 +246,10 @@
             <w:vAlign w:val="top"/>
             <w:gridSpan w:val="5"/>
             <w:tcMar>
-              <w:top w:w="20" w:type="dxa"/>
-              <w:start w:w="60" w:type="dxa"/>
-              <w:bottom w:w="20" w:type="dxa"/>
-              <w:end w:w="60" w:type="dxa"/>
+              <w:top w:w="40" w:type="dxa"/>
+              <w:left w:w="110" w:type="dxa"/>
+              <w:bottom w:w="40" w:type="dxa"/>
+              <w:right w:w="110" w:type="dxa"/>
             </w:tcMar>
           </w:tcPr>
           <w:p>
@@ -277,10 +283,10 @@
             <w:gridSpan w:val="7"/>
             <w:vMerge w:val="restart"/>
             <w:tcMar>
-              <w:top w:w="20" w:type="dxa"/>
-              <w:start w:w="60" w:type="dxa"/>
-              <w:bottom w:w="20" w:type="dxa"/>
-              <w:end w:w="60" w:type="dxa"/>
+              <w:top w:w="40" w:type="dxa"/>
+              <w:left w:w="110" w:type="dxa"/>
+              <w:bottom w:w="40" w:type="dxa"/>
+              <w:right w:w="110" w:type="dxa"/>
             </w:tcMar>
           </w:tcPr>
           <w:p>
@@ -318,10 +324,10 @@
             <w:vAlign w:val="top"/>
             <w:gridSpan w:val="5"/>
             <w:tcMar>
-              <w:top w:w="20" w:type="dxa"/>
-              <w:start w:w="60" w:type="dxa"/>
-              <w:bottom w:w="20" w:type="dxa"/>
-              <w:end w:w="60" w:type="dxa"/>
+              <w:top w:w="40" w:type="dxa"/>
+              <w:left w:w="110" w:type="dxa"/>
+              <w:bottom w:w="40" w:type="dxa"/>
+              <w:right w:w="110" w:type="dxa"/>
             </w:tcMar>
           </w:tcPr>
           <w:p>
@@ -355,10 +361,10 @@
             <w:gridSpan w:val="7"/>
             <w:vMerge/>
             <w:tcMar>
-              <w:top w:w="20" w:type="dxa"/>
-              <w:start w:w="60" w:type="dxa"/>
-              <w:bottom w:w="20" w:type="dxa"/>
-              <w:end w:w="60" w:type="dxa"/>
+              <w:top w:w="40" w:type="dxa"/>
+              <w:left w:w="110" w:type="dxa"/>
+              <w:bottom w:w="40" w:type="dxa"/>
+              <w:right w:w="110" w:type="dxa"/>
             </w:tcMar>
           </w:tcPr>
           <w:p/>
@@ -374,10 +380,10 @@
             <w:vAlign w:val="top"/>
             <w:gridSpan w:val="2"/>
             <w:tcMar>
-              <w:top w:w="20" w:type="dxa"/>
-              <w:start w:w="60" w:type="dxa"/>
-              <w:bottom w:w="20" w:type="dxa"/>
-              <w:end w:w="60" w:type="dxa"/>
+              <w:top w:w="40" w:type="dxa"/>
+              <w:left w:w="110" w:type="dxa"/>
+              <w:bottom w:w="40" w:type="dxa"/>
+              <w:right w:w="110" w:type="dxa"/>
             </w:tcMar>
           </w:tcPr>
           <w:p>
@@ -410,10 +416,10 @@
             <w:vAlign w:val="top"/>
             <w:gridSpan w:val="3"/>
             <w:tcMar>
-              <w:top w:w="20" w:type="dxa"/>
-              <w:start w:w="60" w:type="dxa"/>
-              <w:bottom w:w="20" w:type="dxa"/>
-              <w:end w:w="60" w:type="dxa"/>
+              <w:top w:w="40" w:type="dxa"/>
+              <w:left w:w="110" w:type="dxa"/>
+              <w:bottom w:w="40" w:type="dxa"/>
+              <w:right w:w="110" w:type="dxa"/>
             </w:tcMar>
           </w:tcPr>
           <w:p>
@@ -447,10 +453,10 @@
             <w:gridSpan w:val="3"/>
             <w:vMerge w:val="restart"/>
             <w:tcMar>
-              <w:top w:w="20" w:type="dxa"/>
-              <w:start w:w="60" w:type="dxa"/>
-              <w:bottom w:w="20" w:type="dxa"/>
-              <w:end w:w="60" w:type="dxa"/>
+              <w:top w:w="40" w:type="dxa"/>
+              <w:left w:w="110" w:type="dxa"/>
+              <w:bottom w:w="40" w:type="dxa"/>
+              <w:right w:w="110" w:type="dxa"/>
             </w:tcMar>
           </w:tcPr>
           <w:p>
@@ -484,10 +490,10 @@
             <w:gridSpan w:val="4"/>
             <w:vMerge w:val="restart"/>
             <w:tcMar>
-              <w:top w:w="20" w:type="dxa"/>
-              <w:start w:w="60" w:type="dxa"/>
-              <w:bottom w:w="20" w:type="dxa"/>
-              <w:end w:w="60" w:type="dxa"/>
+              <w:top w:w="40" w:type="dxa"/>
+              <w:left w:w="110" w:type="dxa"/>
+              <w:bottom w:w="40" w:type="dxa"/>
+              <w:right w:w="110" w:type="dxa"/>
             </w:tcMar>
           </w:tcPr>
           <w:p>
@@ -525,10 +531,10 @@
             <w:vAlign w:val="top"/>
             <w:gridSpan w:val="2"/>
             <w:tcMar>
-              <w:top w:w="20" w:type="dxa"/>
-              <w:start w:w="60" w:type="dxa"/>
-              <w:bottom w:w="20" w:type="dxa"/>
-              <w:end w:w="60" w:type="dxa"/>
+              <w:top w:w="40" w:type="dxa"/>
+              <w:left w:w="110" w:type="dxa"/>
+              <w:bottom w:w="40" w:type="dxa"/>
+              <w:right w:w="110" w:type="dxa"/>
             </w:tcMar>
           </w:tcPr>
           <w:p>
@@ -561,10 +567,10 @@
             <w:vAlign w:val="top"/>
             <w:gridSpan w:val="3"/>
             <w:tcMar>
-              <w:top w:w="20" w:type="dxa"/>
-              <w:start w:w="60" w:type="dxa"/>
-              <w:bottom w:w="20" w:type="dxa"/>
-              <w:end w:w="60" w:type="dxa"/>
+              <w:top w:w="40" w:type="dxa"/>
+              <w:left w:w="110" w:type="dxa"/>
+              <w:bottom w:w="40" w:type="dxa"/>
+              <w:right w:w="110" w:type="dxa"/>
             </w:tcMar>
           </w:tcPr>
           <w:p>
@@ -598,10 +604,10 @@
             <w:gridSpan w:val="3"/>
             <w:vMerge/>
             <w:tcMar>
-              <w:top w:w="20" w:type="dxa"/>
-              <w:start w:w="60" w:type="dxa"/>
-              <w:bottom w:w="20" w:type="dxa"/>
-              <w:end w:w="60" w:type="dxa"/>
+              <w:top w:w="40" w:type="dxa"/>
+              <w:left w:w="110" w:type="dxa"/>
+              <w:bottom w:w="40" w:type="dxa"/>
+              <w:right w:w="110" w:type="dxa"/>
             </w:tcMar>
           </w:tcPr>
           <w:p/>
@@ -613,10 +619,10 @@
             <w:gridSpan w:val="4"/>
             <w:vMerge/>
             <w:tcMar>
-              <w:top w:w="20" w:type="dxa"/>
-              <w:start w:w="60" w:type="dxa"/>
-              <w:bottom w:w="20" w:type="dxa"/>
-              <w:end w:w="60" w:type="dxa"/>
+              <w:top w:w="40" w:type="dxa"/>
+              <w:left w:w="110" w:type="dxa"/>
+              <w:bottom w:w="40" w:type="dxa"/>
+              <w:right w:w="110" w:type="dxa"/>
             </w:tcMar>
           </w:tcPr>
           <w:p/>
@@ -632,10 +638,10 @@
             <w:vAlign w:val="top"/>
             <w:gridSpan w:val="2"/>
             <w:tcMar>
-              <w:top w:w="20" w:type="dxa"/>
-              <w:start w:w="60" w:type="dxa"/>
-              <w:bottom w:w="20" w:type="dxa"/>
-              <w:end w:w="60" w:type="dxa"/>
+              <w:top w:w="40" w:type="dxa"/>
+              <w:left w:w="110" w:type="dxa"/>
+              <w:bottom w:w="40" w:type="dxa"/>
+              <w:right w:w="110" w:type="dxa"/>
             </w:tcMar>
           </w:tcPr>
           <w:p>
@@ -668,10 +674,10 @@
             <w:vAlign w:val="top"/>
             <w:gridSpan w:val="3"/>
             <w:tcMar>
-              <w:top w:w="20" w:type="dxa"/>
-              <w:start w:w="60" w:type="dxa"/>
-              <w:bottom w:w="20" w:type="dxa"/>
-              <w:end w:w="60" w:type="dxa"/>
+              <w:top w:w="40" w:type="dxa"/>
+              <w:left w:w="110" w:type="dxa"/>
+              <w:bottom w:w="40" w:type="dxa"/>
+              <w:right w:w="110" w:type="dxa"/>
             </w:tcMar>
           </w:tcPr>
           <w:p>
@@ -704,10 +710,10 @@
             <w:vAlign w:val="top"/>
             <w:gridSpan w:val="3"/>
             <w:tcMar>
-              <w:top w:w="20" w:type="dxa"/>
-              <w:start w:w="60" w:type="dxa"/>
-              <w:bottom w:w="20" w:type="dxa"/>
-              <w:end w:w="60" w:type="dxa"/>
+              <w:top w:w="40" w:type="dxa"/>
+              <w:left w:w="110" w:type="dxa"/>
+              <w:bottom w:w="40" w:type="dxa"/>
+              <w:right w:w="110" w:type="dxa"/>
             </w:tcMar>
           </w:tcPr>
           <w:p>
@@ -740,10 +746,10 @@
             <w:vAlign w:val="top"/>
             <w:gridSpan w:val="4"/>
             <w:tcMar>
-              <w:top w:w="20" w:type="dxa"/>
-              <w:start w:w="60" w:type="dxa"/>
-              <w:bottom w:w="20" w:type="dxa"/>
-              <w:end w:w="60" w:type="dxa"/>
+              <w:top w:w="40" w:type="dxa"/>
+              <w:left w:w="110" w:type="dxa"/>
+              <w:bottom w:w="40" w:type="dxa"/>
+              <w:right w:w="110" w:type="dxa"/>
             </w:tcMar>
           </w:tcPr>
           <w:p>
@@ -781,10 +787,10 @@
             <w:vAlign w:val="top"/>
             <w:gridSpan w:val="2"/>
             <w:tcMar>
-              <w:top w:w="20" w:type="dxa"/>
-              <w:start w:w="60" w:type="dxa"/>
-              <w:bottom w:w="20" w:type="dxa"/>
-              <w:end w:w="60" w:type="dxa"/>
+              <w:top w:w="40" w:type="dxa"/>
+              <w:left w:w="110" w:type="dxa"/>
+              <w:bottom w:w="40" w:type="dxa"/>
+              <w:right w:w="110" w:type="dxa"/>
             </w:tcMar>
           </w:tcPr>
           <w:p>
@@ -817,10 +823,10 @@
             <w:vAlign w:val="top"/>
             <w:gridSpan w:val="3"/>
             <w:tcMar>
-              <w:top w:w="20" w:type="dxa"/>
-              <w:start w:w="60" w:type="dxa"/>
-              <w:bottom w:w="20" w:type="dxa"/>
-              <w:end w:w="60" w:type="dxa"/>
+              <w:top w:w="40" w:type="dxa"/>
+              <w:left w:w="110" w:type="dxa"/>
+              <w:bottom w:w="40" w:type="dxa"/>
+              <w:right w:w="110" w:type="dxa"/>
             </w:tcMar>
           </w:tcPr>
           <w:p>
@@ -853,10 +859,10 @@
             <w:vAlign w:val="top"/>
             <w:gridSpan w:val="3"/>
             <w:tcMar>
-              <w:top w:w="20" w:type="dxa"/>
-              <w:start w:w="60" w:type="dxa"/>
-              <w:bottom w:w="20" w:type="dxa"/>
-              <w:end w:w="60" w:type="dxa"/>
+              <w:top w:w="40" w:type="dxa"/>
+              <w:left w:w="110" w:type="dxa"/>
+              <w:bottom w:w="40" w:type="dxa"/>
+              <w:right w:w="110" w:type="dxa"/>
             </w:tcMar>
           </w:tcPr>
           <w:p>
@@ -889,10 +895,10 @@
             <w:vAlign w:val="top"/>
             <w:gridSpan w:val="4"/>
             <w:tcMar>
-              <w:top w:w="20" w:type="dxa"/>
-              <w:start w:w="60" w:type="dxa"/>
-              <w:bottom w:w="20" w:type="dxa"/>
-              <w:end w:w="60" w:type="dxa"/>
+              <w:top w:w="40" w:type="dxa"/>
+              <w:left w:w="110" w:type="dxa"/>
+              <w:bottom w:w="40" w:type="dxa"/>
+              <w:right w:w="110" w:type="dxa"/>
             </w:tcMar>
           </w:tcPr>
           <w:p>
@@ -929,10 +935,10 @@
             <w:tcW w:type="dxa" w:w="1532"/>
             <w:vAlign w:val="top"/>
             <w:tcMar>
-              <w:top w:w="20" w:type="dxa"/>
-              <w:start w:w="60" w:type="dxa"/>
-              <w:bottom w:w="20" w:type="dxa"/>
-              <w:end w:w="60" w:type="dxa"/>
+              <w:top w:w="40" w:type="dxa"/>
+              <w:left w:w="110" w:type="dxa"/>
+              <w:bottom w:w="40" w:type="dxa"/>
+              <w:right w:w="110" w:type="dxa"/>
             </w:tcMar>
           </w:tcPr>
           <w:p>
@@ -958,10 +964,10 @@
             <w:vAlign w:val="top"/>
             <w:gridSpan w:val="2"/>
             <w:tcMar>
-              <w:top w:w="20" w:type="dxa"/>
-              <w:start w:w="60" w:type="dxa"/>
-              <w:bottom w:w="20" w:type="dxa"/>
-              <w:end w:w="60" w:type="dxa"/>
+              <w:top w:w="40" w:type="dxa"/>
+              <w:left w:w="110" w:type="dxa"/>
+              <w:bottom w:w="40" w:type="dxa"/>
+              <w:right w:w="110" w:type="dxa"/>
             </w:tcMar>
           </w:tcPr>
           <w:p>
@@ -987,10 +993,10 @@
             <w:vAlign w:val="top"/>
             <w:gridSpan w:val="4"/>
             <w:tcMar>
-              <w:top w:w="20" w:type="dxa"/>
-              <w:start w:w="60" w:type="dxa"/>
-              <w:bottom w:w="20" w:type="dxa"/>
-              <w:end w:w="60" w:type="dxa"/>
+              <w:top w:w="40" w:type="dxa"/>
+              <w:left w:w="110" w:type="dxa"/>
+              <w:bottom w:w="40" w:type="dxa"/>
+              <w:right w:w="110" w:type="dxa"/>
             </w:tcMar>
           </w:tcPr>
           <w:p>
@@ -1014,10 +1020,10 @@
             <w:vAlign w:val="top"/>
             <w:gridSpan w:val="3"/>
             <w:tcMar>
-              <w:top w:w="20" w:type="dxa"/>
-              <w:start w:w="60" w:type="dxa"/>
-              <w:bottom w:w="20" w:type="dxa"/>
-              <w:end w:w="60" w:type="dxa"/>
+              <w:top w:w="40" w:type="dxa"/>
+              <w:left w:w="110" w:type="dxa"/>
+              <w:bottom w:w="40" w:type="dxa"/>
+              <w:right w:w="110" w:type="dxa"/>
             </w:tcMar>
           </w:tcPr>
           <w:p>
@@ -1043,10 +1049,10 @@
             <w:vAlign w:val="top"/>
             <w:gridSpan w:val="2"/>
             <w:tcMar>
-              <w:top w:w="20" w:type="dxa"/>
-              <w:start w:w="60" w:type="dxa"/>
-              <w:bottom w:w="20" w:type="dxa"/>
-              <w:end w:w="60" w:type="dxa"/>
+              <w:top w:w="40" w:type="dxa"/>
+              <w:left w:w="110" w:type="dxa"/>
+              <w:bottom w:w="40" w:type="dxa"/>
+              <w:right w:w="110" w:type="dxa"/>
             </w:tcMar>
           </w:tcPr>
           <w:p>
@@ -1076,10 +1082,10 @@
             <w:tcW w:type="dxa" w:w="1532"/>
             <w:vAlign w:val="top"/>
             <w:tcMar>
-              <w:top w:w="20" w:type="dxa"/>
-              <w:start w:w="60" w:type="dxa"/>
-              <w:bottom w:w="20" w:type="dxa"/>
-              <w:end w:w="60" w:type="dxa"/>
+              <w:top w:w="40" w:type="dxa"/>
+              <w:left w:w="110" w:type="dxa"/>
+              <w:bottom w:w="40" w:type="dxa"/>
+              <w:right w:w="110" w:type="dxa"/>
             </w:tcMar>
           </w:tcPr>
           <w:p>
@@ -1099,10 +1105,10 @@
             <w:vAlign w:val="top"/>
             <w:gridSpan w:val="2"/>
             <w:tcMar>
-              <w:top w:w="20" w:type="dxa"/>
-              <w:start w:w="60" w:type="dxa"/>
-              <w:bottom w:w="20" w:type="dxa"/>
-              <w:end w:w="60" w:type="dxa"/>
+              <w:top w:w="40" w:type="dxa"/>
+              <w:left w:w="110" w:type="dxa"/>
+              <w:bottom w:w="40" w:type="dxa"/>
+              <w:right w:w="110" w:type="dxa"/>
             </w:tcMar>
           </w:tcPr>
           <w:p>
@@ -1122,10 +1128,10 @@
             <w:vAlign w:val="top"/>
             <w:gridSpan w:val="4"/>
             <w:tcMar>
-              <w:top w:w="20" w:type="dxa"/>
-              <w:start w:w="60" w:type="dxa"/>
-              <w:bottom w:w="20" w:type="dxa"/>
-              <w:end w:w="60" w:type="dxa"/>
+              <w:top w:w="40" w:type="dxa"/>
+              <w:left w:w="110" w:type="dxa"/>
+              <w:bottom w:w="40" w:type="dxa"/>
+              <w:right w:w="110" w:type="dxa"/>
             </w:tcMar>
           </w:tcPr>
           <w:p>
@@ -1145,10 +1151,10 @@
             <w:vAlign w:val="top"/>
             <w:gridSpan w:val="3"/>
             <w:tcMar>
-              <w:top w:w="20" w:type="dxa"/>
-              <w:start w:w="60" w:type="dxa"/>
-              <w:bottom w:w="20" w:type="dxa"/>
-              <w:end w:w="60" w:type="dxa"/>
+              <w:top w:w="40" w:type="dxa"/>
+              <w:left w:w="110" w:type="dxa"/>
+              <w:bottom w:w="40" w:type="dxa"/>
+              <w:right w:w="110" w:type="dxa"/>
             </w:tcMar>
           </w:tcPr>
           <w:p>
@@ -1171,10 +1177,10 @@
             <w:vAlign w:val="top"/>
             <w:gridSpan w:val="2"/>
             <w:tcMar>
-              <w:top w:w="20" w:type="dxa"/>
-              <w:start w:w="60" w:type="dxa"/>
-              <w:bottom w:w="20" w:type="dxa"/>
-              <w:end w:w="60" w:type="dxa"/>
+              <w:top w:w="40" w:type="dxa"/>
+              <w:left w:w="110" w:type="dxa"/>
+              <w:bottom w:w="40" w:type="dxa"/>
+              <w:right w:w="110" w:type="dxa"/>
             </w:tcMar>
           </w:tcPr>
           <w:p>
@@ -1202,10 +1208,10 @@
             <w:vAlign w:val="top"/>
             <w:gridSpan w:val="12"/>
             <w:tcMar>
-              <w:top w:w="20" w:type="dxa"/>
-              <w:start w:w="60" w:type="dxa"/>
-              <w:bottom w:w="20" w:type="dxa"/>
-              <w:end w:w="60" w:type="dxa"/>
+              <w:top w:w="40" w:type="dxa"/>
+              <w:left w:w="110" w:type="dxa"/>
+              <w:bottom w:w="40" w:type="dxa"/>
+              <w:right w:w="110" w:type="dxa"/>
             </w:tcMar>
           </w:tcPr>
           <w:p>
@@ -1244,10 +1250,10 @@
             <w:vAlign w:val="top"/>
             <w:gridSpan w:val="12"/>
             <w:tcMar>
-              <w:top w:w="20" w:type="dxa"/>
-              <w:start w:w="60" w:type="dxa"/>
-              <w:bottom w:w="20" w:type="dxa"/>
-              <w:end w:w="60" w:type="dxa"/>
+              <w:top w:w="40" w:type="dxa"/>
+              <w:left w:w="110" w:type="dxa"/>
+              <w:bottom w:w="40" w:type="dxa"/>
+              <w:right w:w="110" w:type="dxa"/>
             </w:tcMar>
           </w:tcPr>
           <w:p>
@@ -1286,10 +1292,10 @@
             <w:vAlign w:val="top"/>
             <w:gridSpan w:val="4"/>
             <w:tcMar>
-              <w:top w:w="20" w:type="dxa"/>
-              <w:start w:w="60" w:type="dxa"/>
-              <w:bottom w:w="20" w:type="dxa"/>
-              <w:end w:w="60" w:type="dxa"/>
+              <w:top w:w="40" w:type="dxa"/>
+              <w:left w:w="110" w:type="dxa"/>
+              <w:bottom w:w="40" w:type="dxa"/>
+              <w:right w:w="110" w:type="dxa"/>
             </w:tcMar>
           </w:tcPr>
           <w:p>
@@ -1325,10 +1331,10 @@
             <w:tcW w:type="dxa" w:w="960"/>
             <w:vAlign w:val="top"/>
             <w:tcMar>
-              <w:top w:w="20" w:type="dxa"/>
-              <w:start w:w="60" w:type="dxa"/>
-              <w:bottom w:w="20" w:type="dxa"/>
-              <w:end w:w="60" w:type="dxa"/>
+              <w:top w:w="40" w:type="dxa"/>
+              <w:left w:w="110" w:type="dxa"/>
+              <w:bottom w:w="40" w:type="dxa"/>
+              <w:right w:w="110" w:type="dxa"/>
             </w:tcMar>
           </w:tcPr>
           <w:p>
@@ -1351,10 +1357,10 @@
             <w:vAlign w:val="top"/>
             <w:gridSpan w:val="6"/>
             <w:tcMar>
-              <w:top w:w="20" w:type="dxa"/>
-              <w:start w:w="60" w:type="dxa"/>
-              <w:bottom w:w="20" w:type="dxa"/>
-              <w:end w:w="60" w:type="dxa"/>
+              <w:top w:w="40" w:type="dxa"/>
+              <w:left w:w="110" w:type="dxa"/>
+              <w:bottom w:w="40" w:type="dxa"/>
+              <w:right w:w="110" w:type="dxa"/>
             </w:tcMar>
           </w:tcPr>
           <w:p>
@@ -1374,10 +1380,10 @@
             <w:tcW w:type="dxa" w:w="1040"/>
             <w:vAlign w:val="top"/>
             <w:tcMar>
-              <w:top w:w="20" w:type="dxa"/>
-              <w:start w:w="60" w:type="dxa"/>
-              <w:bottom w:w="20" w:type="dxa"/>
-              <w:end w:w="60" w:type="dxa"/>
+              <w:top w:w="40" w:type="dxa"/>
+              <w:left w:w="110" w:type="dxa"/>
+              <w:bottom w:w="40" w:type="dxa"/>
+              <w:right w:w="110" w:type="dxa"/>
             </w:tcMar>
           </w:tcPr>
           <w:p>
@@ -1405,10 +1411,10 @@
             <w:vAlign w:val="top"/>
             <w:gridSpan w:val="12"/>
             <w:tcMar>
-              <w:top w:w="20" w:type="dxa"/>
-              <w:start w:w="60" w:type="dxa"/>
-              <w:bottom w:w="20" w:type="dxa"/>
-              <w:end w:w="60" w:type="dxa"/>
+              <w:top w:w="40" w:type="dxa"/>
+              <w:left w:w="110" w:type="dxa"/>
+              <w:bottom w:w="40" w:type="dxa"/>
+              <w:right w:w="110" w:type="dxa"/>
             </w:tcMar>
           </w:tcPr>
           <w:p>
@@ -1435,10 +1441,10 @@
             <w:gridSpan w:val="5"/>
             <w:vMerge w:val="restart"/>
             <w:tcMar>
-              <w:top w:w="20" w:type="dxa"/>
-              <w:start w:w="60" w:type="dxa"/>
-              <w:bottom w:w="20" w:type="dxa"/>
-              <w:end w:w="60" w:type="dxa"/>
+              <w:top w:w="40" w:type="dxa"/>
+              <w:left w:w="110" w:type="dxa"/>
+              <w:bottom w:w="40" w:type="dxa"/>
+              <w:right w:w="110" w:type="dxa"/>
             </w:tcMar>
           </w:tcPr>
           <w:p>
@@ -1458,10 +1464,10 @@
             <w:vAlign w:val="top"/>
             <w:gridSpan w:val="7"/>
             <w:tcMar>
-              <w:top w:w="20" w:type="dxa"/>
-              <w:start w:w="60" w:type="dxa"/>
-              <w:bottom w:w="20" w:type="dxa"/>
-              <w:end w:w="60" w:type="dxa"/>
+              <w:top w:w="40" w:type="dxa"/>
+              <w:left w:w="110" w:type="dxa"/>
+              <w:bottom w:w="40" w:type="dxa"/>
+              <w:right w:w="110" w:type="dxa"/>
             </w:tcMar>
           </w:tcPr>
           <w:p>
@@ -1500,10 +1506,10 @@
             <w:gridSpan w:val="5"/>
             <w:vMerge/>
             <w:tcMar>
-              <w:top w:w="20" w:type="dxa"/>
-              <w:start w:w="60" w:type="dxa"/>
-              <w:bottom w:w="20" w:type="dxa"/>
-              <w:end w:w="60" w:type="dxa"/>
+              <w:top w:w="40" w:type="dxa"/>
+              <w:left w:w="110" w:type="dxa"/>
+              <w:bottom w:w="40" w:type="dxa"/>
+              <w:right w:w="110" w:type="dxa"/>
             </w:tcMar>
           </w:tcPr>
           <w:p/>
@@ -1514,10 +1520,10 @@
             <w:vAlign w:val="top"/>
             <w:gridSpan w:val="7"/>
             <w:tcMar>
-              <w:top w:w="20" w:type="dxa"/>
-              <w:start w:w="60" w:type="dxa"/>
-              <w:bottom w:w="20" w:type="dxa"/>
-              <w:end w:w="60" w:type="dxa"/>
+              <w:top w:w="40" w:type="dxa"/>
+              <w:left w:w="110" w:type="dxa"/>
+              <w:bottom w:w="40" w:type="dxa"/>
+              <w:right w:w="110" w:type="dxa"/>
             </w:tcMar>
           </w:tcPr>
           <w:p>
@@ -1556,10 +1562,10 @@
             <w:gridSpan w:val="5"/>
             <w:vMerge/>
             <w:tcMar>
-              <w:top w:w="20" w:type="dxa"/>
-              <w:start w:w="60" w:type="dxa"/>
-              <w:bottom w:w="20" w:type="dxa"/>
-              <w:end w:w="60" w:type="dxa"/>
+              <w:top w:w="40" w:type="dxa"/>
+              <w:left w:w="110" w:type="dxa"/>
+              <w:bottom w:w="40" w:type="dxa"/>
+              <w:right w:w="110" w:type="dxa"/>
             </w:tcMar>
           </w:tcPr>
           <w:p/>
@@ -1570,10 +1576,10 @@
             <w:vAlign w:val="top"/>
             <w:gridSpan w:val="7"/>
             <w:tcMar>
-              <w:top w:w="20" w:type="dxa"/>
-              <w:start w:w="60" w:type="dxa"/>
-              <w:bottom w:w="20" w:type="dxa"/>
-              <w:end w:w="60" w:type="dxa"/>
+              <w:top w:w="40" w:type="dxa"/>
+              <w:left w:w="110" w:type="dxa"/>
+              <w:bottom w:w="40" w:type="dxa"/>
+              <w:right w:w="110" w:type="dxa"/>
             </w:tcMar>
           </w:tcPr>
           <w:p>
@@ -1612,10 +1618,10 @@
             <w:gridSpan w:val="5"/>
             <w:vMerge/>
             <w:tcMar>
-              <w:top w:w="20" w:type="dxa"/>
-              <w:start w:w="60" w:type="dxa"/>
-              <w:bottom w:w="20" w:type="dxa"/>
-              <w:end w:w="60" w:type="dxa"/>
+              <w:top w:w="40" w:type="dxa"/>
+              <w:left w:w="110" w:type="dxa"/>
+              <w:bottom w:w="40" w:type="dxa"/>
+              <w:right w:w="110" w:type="dxa"/>
             </w:tcMar>
           </w:tcPr>
           <w:p/>
@@ -1626,10 +1632,10 @@
             <w:vAlign w:val="top"/>
             <w:gridSpan w:val="7"/>
             <w:tcMar>
-              <w:top w:w="20" w:type="dxa"/>
-              <w:start w:w="60" w:type="dxa"/>
-              <w:bottom w:w="20" w:type="dxa"/>
-              <w:end w:w="60" w:type="dxa"/>
+              <w:top w:w="40" w:type="dxa"/>
+              <w:left w:w="110" w:type="dxa"/>
+              <w:bottom w:w="40" w:type="dxa"/>
+              <w:right w:w="110" w:type="dxa"/>
             </w:tcMar>
           </w:tcPr>
           <w:p>

--- a/templates/shipping_instruction_template.docx
+++ b/templates/shipping_instruction_template.docx
@@ -21,9 +21,9 @@
     <w:tbl>
       <w:tblPr>
         <w:tblCellMar>
-          <w:top w:w="40" w:type="dxa"/>
+          <w:top w:w="20" w:type="dxa"/>
           <w:left w:w="110" w:type="dxa"/>
-          <w:bottom w:w="40" w:type="dxa"/>
+          <w:bottom w:w="20" w:type="dxa"/>
           <w:right w:w="110" w:type="dxa"/>
         </w:tblCellMar>
         <w:tblW w:type="auto" w:w="0"/>
@@ -64,9 +64,9 @@
             <w:gridSpan w:val="5"/>
             <w:vMerge w:val="restart"/>
             <w:tcMar>
-              <w:top w:w="40" w:type="dxa"/>
+              <w:top w:w="20" w:type="dxa"/>
               <w:left w:w="110" w:type="dxa"/>
-              <w:bottom w:w="40" w:type="dxa"/>
+              <w:bottom w:w="20" w:type="dxa"/>
               <w:right w:w="110" w:type="dxa"/>
             </w:tcMar>
           </w:tcPr>
@@ -100,9 +100,9 @@
             <w:vAlign w:val="top"/>
             <w:gridSpan w:val="7"/>
             <w:tcMar>
-              <w:top w:w="40" w:type="dxa"/>
+              <w:top w:w="20" w:type="dxa"/>
               <w:left w:w="110" w:type="dxa"/>
-              <w:bottom w:w="40" w:type="dxa"/>
+              <w:bottom w:w="20" w:type="dxa"/>
               <w:right w:w="110" w:type="dxa"/>
             </w:tcMar>
           </w:tcPr>
@@ -120,9 +120,9 @@
             <w:gridSpan w:val="5"/>
             <w:vMerge/>
             <w:tcMar>
-              <w:top w:w="40" w:type="dxa"/>
+              <w:top w:w="20" w:type="dxa"/>
               <w:left w:w="110" w:type="dxa"/>
-              <w:bottom w:w="40" w:type="dxa"/>
+              <w:bottom w:w="20" w:type="dxa"/>
               <w:right w:w="110" w:type="dxa"/>
             </w:tcMar>
           </w:tcPr>
@@ -133,9 +133,9 @@
             <w:tcW w:type="dxa" w:w="1700"/>
             <w:vAlign w:val="top"/>
             <w:tcMar>
-              <w:top w:w="40" w:type="dxa"/>
+              <w:top w:w="20" w:type="dxa"/>
               <w:left w:w="110" w:type="dxa"/>
-              <w:bottom w:w="40" w:type="dxa"/>
+              <w:bottom w:w="20" w:type="dxa"/>
               <w:right w:w="110" w:type="dxa"/>
             </w:tcMar>
           </w:tcPr>
@@ -169,9 +169,9 @@
             <w:vAlign w:val="top"/>
             <w:gridSpan w:val="3"/>
             <w:tcMar>
-              <w:top w:w="40" w:type="dxa"/>
+              <w:top w:w="20" w:type="dxa"/>
               <w:left w:w="110" w:type="dxa"/>
-              <w:bottom w:w="40" w:type="dxa"/>
+              <w:bottom w:w="20" w:type="dxa"/>
               <w:right w:w="110" w:type="dxa"/>
             </w:tcMar>
           </w:tcPr>
@@ -205,9 +205,9 @@
             <w:vAlign w:val="top"/>
             <w:gridSpan w:val="3"/>
             <w:tcMar>
-              <w:top w:w="40" w:type="dxa"/>
+              <w:top w:w="20" w:type="dxa"/>
               <w:left w:w="110" w:type="dxa"/>
-              <w:bottom w:w="40" w:type="dxa"/>
+              <w:bottom w:w="20" w:type="dxa"/>
               <w:right w:w="110" w:type="dxa"/>
             </w:tcMar>
           </w:tcPr>
@@ -238,7 +238,7 @@
       </w:tr>
       <w:tr>
         <w:trPr>
-          <w:trHeight w:val="1540" w:hRule="atLeast"/>
+          <w:trHeight w:val="1250" w:hRule="atLeast"/>
         </w:trPr>
         <w:tc>
           <w:tcPr>
@@ -246,9 +246,9 @@
             <w:vAlign w:val="top"/>
             <w:gridSpan w:val="5"/>
             <w:tcMar>
-              <w:top w:w="40" w:type="dxa"/>
+              <w:top w:w="20" w:type="dxa"/>
               <w:left w:w="110" w:type="dxa"/>
-              <w:bottom w:w="40" w:type="dxa"/>
+              <w:bottom w:w="20" w:type="dxa"/>
               <w:right w:w="110" w:type="dxa"/>
             </w:tcMar>
           </w:tcPr>
@@ -283,9 +283,9 @@
             <w:gridSpan w:val="7"/>
             <w:vMerge w:val="restart"/>
             <w:tcMar>
-              <w:top w:w="40" w:type="dxa"/>
+              <w:top w:w="20" w:type="dxa"/>
               <w:left w:w="110" w:type="dxa"/>
-              <w:bottom w:w="40" w:type="dxa"/>
+              <w:bottom w:w="20" w:type="dxa"/>
               <w:right w:w="110" w:type="dxa"/>
             </w:tcMar>
           </w:tcPr>
@@ -316,7 +316,7 @@
       </w:tr>
       <w:tr>
         <w:trPr>
-          <w:trHeight w:val="1560" w:hRule="atLeast"/>
+          <w:trHeight w:val="1250" w:hRule="atLeast"/>
         </w:trPr>
         <w:tc>
           <w:tcPr>
@@ -324,9 +324,9 @@
             <w:vAlign w:val="top"/>
             <w:gridSpan w:val="5"/>
             <w:tcMar>
-              <w:top w:w="40" w:type="dxa"/>
+              <w:top w:w="20" w:type="dxa"/>
               <w:left w:w="110" w:type="dxa"/>
-              <w:bottom w:w="40" w:type="dxa"/>
+              <w:bottom w:w="20" w:type="dxa"/>
               <w:right w:w="110" w:type="dxa"/>
             </w:tcMar>
           </w:tcPr>
@@ -361,9 +361,9 @@
             <w:gridSpan w:val="7"/>
             <w:vMerge/>
             <w:tcMar>
-              <w:top w:w="40" w:type="dxa"/>
+              <w:top w:w="20" w:type="dxa"/>
               <w:left w:w="110" w:type="dxa"/>
-              <w:bottom w:w="40" w:type="dxa"/>
+              <w:bottom w:w="20" w:type="dxa"/>
               <w:right w:w="110" w:type="dxa"/>
             </w:tcMar>
           </w:tcPr>
@@ -380,9 +380,9 @@
             <w:vAlign w:val="top"/>
             <w:gridSpan w:val="2"/>
             <w:tcMar>
-              <w:top w:w="40" w:type="dxa"/>
+              <w:top w:w="20" w:type="dxa"/>
               <w:left w:w="110" w:type="dxa"/>
-              <w:bottom w:w="40" w:type="dxa"/>
+              <w:bottom w:w="20" w:type="dxa"/>
               <w:right w:w="110" w:type="dxa"/>
             </w:tcMar>
           </w:tcPr>
@@ -416,9 +416,9 @@
             <w:vAlign w:val="top"/>
             <w:gridSpan w:val="3"/>
             <w:tcMar>
-              <w:top w:w="40" w:type="dxa"/>
+              <w:top w:w="20" w:type="dxa"/>
               <w:left w:w="110" w:type="dxa"/>
-              <w:bottom w:w="40" w:type="dxa"/>
+              <w:bottom w:w="20" w:type="dxa"/>
               <w:right w:w="110" w:type="dxa"/>
             </w:tcMar>
           </w:tcPr>
@@ -453,9 +453,9 @@
             <w:gridSpan w:val="3"/>
             <w:vMerge w:val="restart"/>
             <w:tcMar>
-              <w:top w:w="40" w:type="dxa"/>
+              <w:top w:w="20" w:type="dxa"/>
               <w:left w:w="110" w:type="dxa"/>
-              <w:bottom w:w="40" w:type="dxa"/>
+              <w:bottom w:w="20" w:type="dxa"/>
               <w:right w:w="110" w:type="dxa"/>
             </w:tcMar>
           </w:tcPr>
@@ -490,9 +490,9 @@
             <w:gridSpan w:val="4"/>
             <w:vMerge w:val="restart"/>
             <w:tcMar>
-              <w:top w:w="40" w:type="dxa"/>
+              <w:top w:w="20" w:type="dxa"/>
               <w:left w:w="110" w:type="dxa"/>
-              <w:bottom w:w="40" w:type="dxa"/>
+              <w:bottom w:w="20" w:type="dxa"/>
               <w:right w:w="110" w:type="dxa"/>
             </w:tcMar>
           </w:tcPr>
@@ -531,9 +531,9 @@
             <w:vAlign w:val="top"/>
             <w:gridSpan w:val="2"/>
             <w:tcMar>
-              <w:top w:w="40" w:type="dxa"/>
+              <w:top w:w="20" w:type="dxa"/>
               <w:left w:w="110" w:type="dxa"/>
-              <w:bottom w:w="40" w:type="dxa"/>
+              <w:bottom w:w="20" w:type="dxa"/>
               <w:right w:w="110" w:type="dxa"/>
             </w:tcMar>
           </w:tcPr>
@@ -567,9 +567,9 @@
             <w:vAlign w:val="top"/>
             <w:gridSpan w:val="3"/>
             <w:tcMar>
-              <w:top w:w="40" w:type="dxa"/>
+              <w:top w:w="20" w:type="dxa"/>
               <w:left w:w="110" w:type="dxa"/>
-              <w:bottom w:w="40" w:type="dxa"/>
+              <w:bottom w:w="20" w:type="dxa"/>
               <w:right w:w="110" w:type="dxa"/>
             </w:tcMar>
           </w:tcPr>
@@ -604,9 +604,9 @@
             <w:gridSpan w:val="3"/>
             <w:vMerge/>
             <w:tcMar>
-              <w:top w:w="40" w:type="dxa"/>
+              <w:top w:w="20" w:type="dxa"/>
               <w:left w:w="110" w:type="dxa"/>
-              <w:bottom w:w="40" w:type="dxa"/>
+              <w:bottom w:w="20" w:type="dxa"/>
               <w:right w:w="110" w:type="dxa"/>
             </w:tcMar>
           </w:tcPr>
@@ -619,9 +619,9 @@
             <w:gridSpan w:val="4"/>
             <w:vMerge/>
             <w:tcMar>
-              <w:top w:w="40" w:type="dxa"/>
+              <w:top w:w="20" w:type="dxa"/>
               <w:left w:w="110" w:type="dxa"/>
-              <w:bottom w:w="40" w:type="dxa"/>
+              <w:bottom w:w="20" w:type="dxa"/>
               <w:right w:w="110" w:type="dxa"/>
             </w:tcMar>
           </w:tcPr>
@@ -638,9 +638,9 @@
             <w:vAlign w:val="top"/>
             <w:gridSpan w:val="2"/>
             <w:tcMar>
-              <w:top w:w="40" w:type="dxa"/>
+              <w:top w:w="20" w:type="dxa"/>
               <w:left w:w="110" w:type="dxa"/>
-              <w:bottom w:w="40" w:type="dxa"/>
+              <w:bottom w:w="20" w:type="dxa"/>
               <w:right w:w="110" w:type="dxa"/>
             </w:tcMar>
           </w:tcPr>
@@ -674,9 +674,9 @@
             <w:vAlign w:val="top"/>
             <w:gridSpan w:val="3"/>
             <w:tcMar>
-              <w:top w:w="40" w:type="dxa"/>
+              <w:top w:w="20" w:type="dxa"/>
               <w:left w:w="110" w:type="dxa"/>
-              <w:bottom w:w="40" w:type="dxa"/>
+              <w:bottom w:w="20" w:type="dxa"/>
               <w:right w:w="110" w:type="dxa"/>
             </w:tcMar>
           </w:tcPr>
@@ -710,9 +710,9 @@
             <w:vAlign w:val="top"/>
             <w:gridSpan w:val="3"/>
             <w:tcMar>
-              <w:top w:w="40" w:type="dxa"/>
+              <w:top w:w="20" w:type="dxa"/>
               <w:left w:w="110" w:type="dxa"/>
-              <w:bottom w:w="40" w:type="dxa"/>
+              <w:bottom w:w="20" w:type="dxa"/>
               <w:right w:w="110" w:type="dxa"/>
             </w:tcMar>
           </w:tcPr>
@@ -746,9 +746,9 @@
             <w:vAlign w:val="top"/>
             <w:gridSpan w:val="4"/>
             <w:tcMar>
-              <w:top w:w="40" w:type="dxa"/>
+              <w:top w:w="20" w:type="dxa"/>
               <w:left w:w="110" w:type="dxa"/>
-              <w:bottom w:w="40" w:type="dxa"/>
+              <w:bottom w:w="20" w:type="dxa"/>
               <w:right w:w="110" w:type="dxa"/>
             </w:tcMar>
           </w:tcPr>
@@ -787,9 +787,9 @@
             <w:vAlign w:val="top"/>
             <w:gridSpan w:val="2"/>
             <w:tcMar>
-              <w:top w:w="40" w:type="dxa"/>
+              <w:top w:w="20" w:type="dxa"/>
               <w:left w:w="110" w:type="dxa"/>
-              <w:bottom w:w="40" w:type="dxa"/>
+              <w:bottom w:w="20" w:type="dxa"/>
               <w:right w:w="110" w:type="dxa"/>
             </w:tcMar>
           </w:tcPr>
@@ -823,9 +823,9 @@
             <w:vAlign w:val="top"/>
             <w:gridSpan w:val="3"/>
             <w:tcMar>
-              <w:top w:w="40" w:type="dxa"/>
+              <w:top w:w="20" w:type="dxa"/>
               <w:left w:w="110" w:type="dxa"/>
-              <w:bottom w:w="40" w:type="dxa"/>
+              <w:bottom w:w="20" w:type="dxa"/>
               <w:right w:w="110" w:type="dxa"/>
             </w:tcMar>
           </w:tcPr>
@@ -859,9 +859,9 @@
             <w:vAlign w:val="top"/>
             <w:gridSpan w:val="3"/>
             <w:tcMar>
-              <w:top w:w="40" w:type="dxa"/>
+              <w:top w:w="20" w:type="dxa"/>
               <w:left w:w="110" w:type="dxa"/>
-              <w:bottom w:w="40" w:type="dxa"/>
+              <w:bottom w:w="20" w:type="dxa"/>
               <w:right w:w="110" w:type="dxa"/>
             </w:tcMar>
           </w:tcPr>
@@ -895,9 +895,9 @@
             <w:vAlign w:val="top"/>
             <w:gridSpan w:val="4"/>
             <w:tcMar>
-              <w:top w:w="40" w:type="dxa"/>
+              <w:top w:w="20" w:type="dxa"/>
               <w:left w:w="110" w:type="dxa"/>
-              <w:bottom w:w="40" w:type="dxa"/>
+              <w:bottom w:w="20" w:type="dxa"/>
               <w:right w:w="110" w:type="dxa"/>
             </w:tcMar>
           </w:tcPr>
@@ -935,9 +935,9 @@
             <w:tcW w:type="dxa" w:w="1532"/>
             <w:vAlign w:val="top"/>
             <w:tcMar>
-              <w:top w:w="40" w:type="dxa"/>
+              <w:top w:w="20" w:type="dxa"/>
               <w:left w:w="110" w:type="dxa"/>
-              <w:bottom w:w="40" w:type="dxa"/>
+              <w:bottom w:w="20" w:type="dxa"/>
               <w:right w:w="110" w:type="dxa"/>
             </w:tcMar>
           </w:tcPr>
@@ -964,9 +964,9 @@
             <w:vAlign w:val="top"/>
             <w:gridSpan w:val="2"/>
             <w:tcMar>
-              <w:top w:w="40" w:type="dxa"/>
+              <w:top w:w="20" w:type="dxa"/>
               <w:left w:w="110" w:type="dxa"/>
-              <w:bottom w:w="40" w:type="dxa"/>
+              <w:bottom w:w="20" w:type="dxa"/>
               <w:right w:w="110" w:type="dxa"/>
             </w:tcMar>
           </w:tcPr>
@@ -993,9 +993,9 @@
             <w:vAlign w:val="top"/>
             <w:gridSpan w:val="4"/>
             <w:tcMar>
-              <w:top w:w="40" w:type="dxa"/>
+              <w:top w:w="20" w:type="dxa"/>
               <w:left w:w="110" w:type="dxa"/>
-              <w:bottom w:w="40" w:type="dxa"/>
+              <w:bottom w:w="20" w:type="dxa"/>
               <w:right w:w="110" w:type="dxa"/>
             </w:tcMar>
           </w:tcPr>
@@ -1020,9 +1020,9 @@
             <w:vAlign w:val="top"/>
             <w:gridSpan w:val="3"/>
             <w:tcMar>
-              <w:top w:w="40" w:type="dxa"/>
+              <w:top w:w="20" w:type="dxa"/>
               <w:left w:w="110" w:type="dxa"/>
-              <w:bottom w:w="40" w:type="dxa"/>
+              <w:bottom w:w="20" w:type="dxa"/>
               <w:right w:w="110" w:type="dxa"/>
             </w:tcMar>
           </w:tcPr>
@@ -1049,9 +1049,9 @@
             <w:vAlign w:val="top"/>
             <w:gridSpan w:val="2"/>
             <w:tcMar>
-              <w:top w:w="40" w:type="dxa"/>
+              <w:top w:w="20" w:type="dxa"/>
               <w:left w:w="110" w:type="dxa"/>
-              <w:bottom w:w="40" w:type="dxa"/>
+              <w:bottom w:w="20" w:type="dxa"/>
               <w:right w:w="110" w:type="dxa"/>
             </w:tcMar>
           </w:tcPr>
@@ -1075,16 +1075,16 @@
       </w:tr>
       <w:tr>
         <w:trPr>
-          <w:trHeight w:val="2860" w:hRule="atLeast"/>
+          <w:trHeight w:val="2900" w:hRule="atLeast"/>
         </w:trPr>
         <w:tc>
           <w:tcPr>
             <w:tcW w:type="dxa" w:w="1532"/>
             <w:vAlign w:val="top"/>
             <w:tcMar>
-              <w:top w:w="40" w:type="dxa"/>
+              <w:top w:w="20" w:type="dxa"/>
               <w:left w:w="110" w:type="dxa"/>
-              <w:bottom w:w="40" w:type="dxa"/>
+              <w:bottom w:w="20" w:type="dxa"/>
               <w:right w:w="110" w:type="dxa"/>
             </w:tcMar>
           </w:tcPr>
@@ -1105,9 +1105,9 @@
             <w:vAlign w:val="top"/>
             <w:gridSpan w:val="2"/>
             <w:tcMar>
-              <w:top w:w="40" w:type="dxa"/>
+              <w:top w:w="20" w:type="dxa"/>
               <w:left w:w="110" w:type="dxa"/>
-              <w:bottom w:w="40" w:type="dxa"/>
+              <w:bottom w:w="20" w:type="dxa"/>
               <w:right w:w="110" w:type="dxa"/>
             </w:tcMar>
           </w:tcPr>
@@ -1128,9 +1128,9 @@
             <w:vAlign w:val="top"/>
             <w:gridSpan w:val="4"/>
             <w:tcMar>
-              <w:top w:w="40" w:type="dxa"/>
+              <w:top w:w="20" w:type="dxa"/>
               <w:left w:w="110" w:type="dxa"/>
-              <w:bottom w:w="40" w:type="dxa"/>
+              <w:bottom w:w="20" w:type="dxa"/>
               <w:right w:w="110" w:type="dxa"/>
             </w:tcMar>
           </w:tcPr>
@@ -1151,9 +1151,9 @@
             <w:vAlign w:val="top"/>
             <w:gridSpan w:val="3"/>
             <w:tcMar>
-              <w:top w:w="40" w:type="dxa"/>
+              <w:top w:w="20" w:type="dxa"/>
               <w:left w:w="110" w:type="dxa"/>
-              <w:bottom w:w="40" w:type="dxa"/>
+              <w:bottom w:w="20" w:type="dxa"/>
               <w:right w:w="110" w:type="dxa"/>
             </w:tcMar>
           </w:tcPr>
@@ -1177,9 +1177,9 @@
             <w:vAlign w:val="top"/>
             <w:gridSpan w:val="2"/>
             <w:tcMar>
-              <w:top w:w="40" w:type="dxa"/>
+              <w:top w:w="20" w:type="dxa"/>
               <w:left w:w="110" w:type="dxa"/>
-              <w:bottom w:w="40" w:type="dxa"/>
+              <w:bottom w:w="20" w:type="dxa"/>
               <w:right w:w="110" w:type="dxa"/>
             </w:tcMar>
           </w:tcPr>
@@ -1208,9 +1208,9 @@
             <w:vAlign w:val="top"/>
             <w:gridSpan w:val="12"/>
             <w:tcMar>
-              <w:top w:w="40" w:type="dxa"/>
+              <w:top w:w="20" w:type="dxa"/>
               <w:left w:w="110" w:type="dxa"/>
-              <w:bottom w:w="40" w:type="dxa"/>
+              <w:bottom w:w="20" w:type="dxa"/>
               <w:right w:w="110" w:type="dxa"/>
             </w:tcMar>
           </w:tcPr>
@@ -1250,9 +1250,9 @@
             <w:vAlign w:val="top"/>
             <w:gridSpan w:val="12"/>
             <w:tcMar>
-              <w:top w:w="40" w:type="dxa"/>
+              <w:top w:w="20" w:type="dxa"/>
               <w:left w:w="110" w:type="dxa"/>
-              <w:bottom w:w="40" w:type="dxa"/>
+              <w:bottom w:w="20" w:type="dxa"/>
               <w:right w:w="110" w:type="dxa"/>
             </w:tcMar>
           </w:tcPr>
@@ -1292,9 +1292,9 @@
             <w:vAlign w:val="top"/>
             <w:gridSpan w:val="4"/>
             <w:tcMar>
-              <w:top w:w="40" w:type="dxa"/>
+              <w:top w:w="20" w:type="dxa"/>
               <w:left w:w="110" w:type="dxa"/>
-              <w:bottom w:w="40" w:type="dxa"/>
+              <w:bottom w:w="20" w:type="dxa"/>
               <w:right w:w="110" w:type="dxa"/>
             </w:tcMar>
           </w:tcPr>
@@ -1331,9 +1331,9 @@
             <w:tcW w:type="dxa" w:w="960"/>
             <w:vAlign w:val="top"/>
             <w:tcMar>
-              <w:top w:w="40" w:type="dxa"/>
+              <w:top w:w="20" w:type="dxa"/>
               <w:left w:w="110" w:type="dxa"/>
-              <w:bottom w:w="40" w:type="dxa"/>
+              <w:bottom w:w="20" w:type="dxa"/>
               <w:right w:w="110" w:type="dxa"/>
             </w:tcMar>
           </w:tcPr>
@@ -1357,9 +1357,9 @@
             <w:vAlign w:val="top"/>
             <w:gridSpan w:val="6"/>
             <w:tcMar>
-              <w:top w:w="40" w:type="dxa"/>
+              <w:top w:w="20" w:type="dxa"/>
               <w:left w:w="110" w:type="dxa"/>
-              <w:bottom w:w="40" w:type="dxa"/>
+              <w:bottom w:w="20" w:type="dxa"/>
               <w:right w:w="110" w:type="dxa"/>
             </w:tcMar>
           </w:tcPr>
@@ -1380,9 +1380,9 @@
             <w:tcW w:type="dxa" w:w="1040"/>
             <w:vAlign w:val="top"/>
             <w:tcMar>
-              <w:top w:w="40" w:type="dxa"/>
+              <w:top w:w="20" w:type="dxa"/>
               <w:left w:w="110" w:type="dxa"/>
-              <w:bottom w:w="40" w:type="dxa"/>
+              <w:bottom w:w="20" w:type="dxa"/>
               <w:right w:w="110" w:type="dxa"/>
             </w:tcMar>
           </w:tcPr>
@@ -1411,9 +1411,9 @@
             <w:vAlign w:val="top"/>
             <w:gridSpan w:val="12"/>
             <w:tcMar>
-              <w:top w:w="40" w:type="dxa"/>
+              <w:top w:w="20" w:type="dxa"/>
               <w:left w:w="110" w:type="dxa"/>
-              <w:bottom w:w="40" w:type="dxa"/>
+              <w:bottom w:w="20" w:type="dxa"/>
               <w:right w:w="110" w:type="dxa"/>
             </w:tcMar>
           </w:tcPr>
@@ -1441,9 +1441,9 @@
             <w:gridSpan w:val="5"/>
             <w:vMerge w:val="restart"/>
             <w:tcMar>
-              <w:top w:w="40" w:type="dxa"/>
+              <w:top w:w="20" w:type="dxa"/>
               <w:left w:w="110" w:type="dxa"/>
-              <w:bottom w:w="40" w:type="dxa"/>
+              <w:bottom w:w="20" w:type="dxa"/>
               <w:right w:w="110" w:type="dxa"/>
             </w:tcMar>
           </w:tcPr>
@@ -1464,9 +1464,9 @@
             <w:vAlign w:val="top"/>
             <w:gridSpan w:val="7"/>
             <w:tcMar>
-              <w:top w:w="40" w:type="dxa"/>
+              <w:top w:w="20" w:type="dxa"/>
               <w:left w:w="110" w:type="dxa"/>
-              <w:bottom w:w="40" w:type="dxa"/>
+              <w:bottom w:w="20" w:type="dxa"/>
               <w:right w:w="110" w:type="dxa"/>
             </w:tcMar>
           </w:tcPr>
@@ -1506,9 +1506,9 @@
             <w:gridSpan w:val="5"/>
             <w:vMerge/>
             <w:tcMar>
-              <w:top w:w="40" w:type="dxa"/>
+              <w:top w:w="20" w:type="dxa"/>
               <w:left w:w="110" w:type="dxa"/>
-              <w:bottom w:w="40" w:type="dxa"/>
+              <w:bottom w:w="20" w:type="dxa"/>
               <w:right w:w="110" w:type="dxa"/>
             </w:tcMar>
           </w:tcPr>
@@ -1520,9 +1520,9 @@
             <w:vAlign w:val="top"/>
             <w:gridSpan w:val="7"/>
             <w:tcMar>
-              <w:top w:w="40" w:type="dxa"/>
+              <w:top w:w="20" w:type="dxa"/>
               <w:left w:w="110" w:type="dxa"/>
-              <w:bottom w:w="40" w:type="dxa"/>
+              <w:bottom w:w="20" w:type="dxa"/>
               <w:right w:w="110" w:type="dxa"/>
             </w:tcMar>
           </w:tcPr>
@@ -1562,9 +1562,9 @@
             <w:gridSpan w:val="5"/>
             <w:vMerge/>
             <w:tcMar>
-              <w:top w:w="40" w:type="dxa"/>
+              <w:top w:w="20" w:type="dxa"/>
               <w:left w:w="110" w:type="dxa"/>
-              <w:bottom w:w="40" w:type="dxa"/>
+              <w:bottom w:w="20" w:type="dxa"/>
               <w:right w:w="110" w:type="dxa"/>
             </w:tcMar>
           </w:tcPr>
@@ -1576,9 +1576,9 @@
             <w:vAlign w:val="top"/>
             <w:gridSpan w:val="7"/>
             <w:tcMar>
-              <w:top w:w="40" w:type="dxa"/>
+              <w:top w:w="20" w:type="dxa"/>
               <w:left w:w="110" w:type="dxa"/>
-              <w:bottom w:w="40" w:type="dxa"/>
+              <w:bottom w:w="20" w:type="dxa"/>
               <w:right w:w="110" w:type="dxa"/>
             </w:tcMar>
           </w:tcPr>
@@ -1618,9 +1618,9 @@
             <w:gridSpan w:val="5"/>
             <w:vMerge/>
             <w:tcMar>
-              <w:top w:w="40" w:type="dxa"/>
+              <w:top w:w="20" w:type="dxa"/>
               <w:left w:w="110" w:type="dxa"/>
-              <w:bottom w:w="40" w:type="dxa"/>
+              <w:bottom w:w="20" w:type="dxa"/>
               <w:right w:w="110" w:type="dxa"/>
             </w:tcMar>
           </w:tcPr>
@@ -1632,9 +1632,9 @@
             <w:vAlign w:val="top"/>
             <w:gridSpan w:val="7"/>
             <w:tcMar>
-              <w:top w:w="40" w:type="dxa"/>
+              <w:top w:w="20" w:type="dxa"/>
               <w:left w:w="110" w:type="dxa"/>
-              <w:bottom w:w="40" w:type="dxa"/>
+              <w:bottom w:w="20" w:type="dxa"/>
               <w:right w:w="110" w:type="dxa"/>
             </w:tcMar>
           </w:tcPr>
@@ -1652,6 +1652,15 @@
         </w:tc>
       </w:tr>
     </w:tbl>
+    <w:p>
+      <w:pPr>
+        <w:spacing w:before="0" w:after="0" w:line="20" w:lineRule="exact"/>
+        <w:rPr>
+          <w:sz w:val="2"/>
+          <w:szCs w:val="2"/>
+        </w:rPr>
+      </w:pPr>
+    </w:p>
     <w:sectPr>
       <w:pgSz w:w="11900" w:h="16840"/>
       <w:pgMar w:top="720" w:right="860" w:bottom="720" w:left="820" w:header="720" w:footer="720" w:gutter="0"/>
